--- a/contracts/templates_pdf/template_non_ecm_en.docx
+++ b/contracts/templates_pdf/template_non_ecm_en.docx
@@ -58,7 +58,7 @@
           <w:sz w:val="22"/>
           <w:szCs w:val="22"/>
         </w:rPr>
-        <w:t xml:space="preserve">VALET Srl, with registered office in Bologna, Via dei Fornaciai 29/b, postal code 40129, Tax Code and/or VAT No.: 02107230373, represented by its legal representative in office, Mr. Daniele Morini, vested with the necessary powers (hereinafter the “</w:t>
+        <w:t xml:space="preserve">{{ organizer_name or "VALET Srl" }}, with registered office in Bologna, Via dei Fornaciai 29/b, postal code 40129, Tax Code and/or VAT No.: 02107230373, represented by its legal representative in office, Mr. Daniele Morini, vested with the necessary powers (hereinafter the “</w:t>
       </w:r>
       <w:r>
         <w:rPr>
@@ -1896,7 +1896,7 @@
           <w:sz w:val="22"/>
           <w:szCs w:val="22"/>
         </w:rPr>
-        <w:t xml:space="preserve">VALET SRL – Via dei Fornaciai 29/b., 40129 Bologna (BO), PEC: </w:t>
+        <w:t xml:space="preserve">{{ organizer_name or "VALET SRL" }} – Via dei Fornaciai 29/b., 40129 Bologna (BO), PEC: </w:t>
       </w:r>
       <w:hyperlink r:id="rId2">
         <w:r>
@@ -2289,7 +2289,7 @@
           <w:sz w:val="22"/>
           <w:szCs w:val="22"/>
         </w:rPr>
-        <w:t xml:space="preserve">VALET SRL </w:t>
+        <w:t xml:space="preserve">{{ organizer_name or "VALET SRL" }} </w:t>
       </w:r>
     </w:p>
     <w:p>
@@ -3611,7 +3611,7 @@
                 <w:sz w:val="22"/>
                 <w:szCs w:val="22"/>
               </w:rPr>
-              <w:t xml:space="preserve">Beneficiary : VALET SRL </w:t>
+              <w:t xml:space="preserve">Beneficiary : {{ organizer_name or "VALET SRL" }} </w:t>
             </w:r>
           </w:p>
           <w:p>
@@ -4123,7 +4123,7 @@
           <w:sz w:val="22"/>
           <w:szCs w:val="22"/>
         </w:rPr>
-        <w:t xml:space="preserve">VALET SRL </w:t>
+        <w:t xml:space="preserve">{{ organizer_name or "VALET SRL" }} </w:t>
       </w:r>
       <w:r>
         <w:rPr>
